--- a/Mapped Curriculum Lesson - Supplemental Material/Grade 7/Lesson 24 - Deleting by List Position/Deleting by List Position - Worksheet.docx
+++ b/Mapped Curriculum Lesson - Supplemental Material/Grade 7/Lesson 24 - Deleting by List Position/Deleting by List Position - Worksheet.docx
@@ -1209,7 +1209,124 @@
         <w:rPr>
           <w:color w:val="080808"/>
         </w:rPr>
-        <w:t>Build a queue editor with four names. Ask for one valid cancellation position, store and delete that name, then traverse the remaining queue with numbered positions using a counter.</w:t>
+        <w:t xml:space="preserve">Store </w:t>
+      </w:r>
+      <w:r>
+        <w:rPr>
+          <w:color w:val="067D17"/>
+          <w:rFonts w:ascii="Consolas" w:hAnsi="Consolas"/>
+        </w:rPr>
+        <w:t>"Ari"</w:t>
+      </w:r>
+      <w:r>
+        <w:rPr>
+          <w:color w:val="080808"/>
+        </w:rPr>
+        <w:t xml:space="preserve">, </w:t>
+      </w:r>
+      <w:r>
+        <w:rPr>
+          <w:color w:val="067D17"/>
+          <w:rFonts w:ascii="Consolas" w:hAnsi="Consolas"/>
+        </w:rPr>
+        <w:t>"Bao"</w:t>
+      </w:r>
+      <w:r>
+        <w:rPr>
+          <w:color w:val="080808"/>
+        </w:rPr>
+        <w:t xml:space="preserve">, </w:t>
+      </w:r>
+      <w:r>
+        <w:rPr>
+          <w:color w:val="067D17"/>
+          <w:rFonts w:ascii="Consolas" w:hAnsi="Consolas"/>
+        </w:rPr>
+        <w:t>"Cleo"</w:t>
+      </w:r>
+      <w:r>
+        <w:rPr>
+          <w:color w:val="080808"/>
+        </w:rPr>
+        <w:t xml:space="preserve"> and </w:t>
+      </w:r>
+      <w:r>
+        <w:rPr>
+          <w:color w:val="067D17"/>
+          <w:rFonts w:ascii="Consolas" w:hAnsi="Consolas"/>
+        </w:rPr>
+        <w:t>"Dara"</w:t>
+      </w:r>
+      <w:r>
+        <w:rPr>
+          <w:color w:val="080808"/>
+        </w:rPr>
+        <w:t xml:space="preserve"> in [queue]. Ask for a cancellation position from 0 to 3 and store it in [position]. Store the selected name in [cancelled], delete it from [queue], and display </w:t>
+      </w:r>
+      <w:r>
+        <w:rPr>
+          <w:color w:val="067D17"/>
+          <w:rFonts w:ascii="Consolas" w:hAnsi="Consolas"/>
+        </w:rPr>
+        <w:t>"Cancelled:"</w:t>
+      </w:r>
+      <w:r>
+        <w:rPr>
+          <w:color w:val="080808"/>
+        </w:rPr>
+        <w:t xml:space="preserve"> followed by [cancelled]. Use a </w:t>
+      </w:r>
+      <w:r>
+        <w:rPr>
+          <w:color w:val="1750EB"/>
+          <w:rFonts w:ascii="Consolas" w:hAnsi="Consolas"/>
+        </w:rPr>
+        <w:t>for</w:t>
+      </w:r>
+      <w:r>
+        <w:rPr>
+          <w:color w:val="080808"/>
+        </w:rPr>
+        <w:t xml:space="preserve"> loop and a counter called [number] to display the position and name of each remaining person. Test position 1; the remaining lines must be </w:t>
+      </w:r>
+      <w:r>
+        <w:rPr>
+          <w:color w:val="067D17"/>
+          <w:rFonts w:ascii="Consolas" w:hAnsi="Consolas"/>
+        </w:rPr>
+        <w:t>"0 Ari"</w:t>
+      </w:r>
+      <w:r>
+        <w:rPr>
+          <w:color w:val="080808"/>
+        </w:rPr>
+        <w:t xml:space="preserve">, </w:t>
+      </w:r>
+      <w:r>
+        <w:rPr>
+          <w:color w:val="067D17"/>
+          <w:rFonts w:ascii="Consolas" w:hAnsi="Consolas"/>
+        </w:rPr>
+        <w:t>"1 Cleo"</w:t>
+      </w:r>
+      <w:r>
+        <w:rPr>
+          <w:color w:val="080808"/>
+        </w:rPr>
+        <w:t xml:space="preserve"> and </w:t>
+      </w:r>
+      <w:r>
+        <w:rPr>
+          <w:color w:val="067D17"/>
+          <w:rFonts w:ascii="Consolas" w:hAnsi="Consolas"/>
+        </w:rPr>
+        <w:t>"2 Dara"</w:t>
+      </w:r>
+      <w:r>
+        <w:rPr>
+          <w:color w:val="080808"/>
+        </w:rPr>
+        <w:t>.</w:t>
       </w:r>
     </w:p>
     <w:p>

--- a/Mapped Curriculum Lesson - Supplemental Material/Grade 7/Lesson 24 - Deleting by List Position/Deleting by List Position - Worksheet.docx
+++ b/Mapped Curriculum Lesson - Supplemental Material/Grade 7/Lesson 24 - Deleting by List Position/Deleting by List Position - Worksheet.docx
@@ -1040,46 +1040,68 @@
         <w:rPr>
           <w:color w:val="080808"/>
         </w:rPr>
-        <w:t xml:space="preserve">Keep the user's deletion. Display the new first task with the label </w:t>
+        <w:t xml:space="preserve">Change the example so it shows which task moved up. After the deletion, display the item now at </w:t>
+      </w:r>
+      <w:r>
+        <w:rPr>
+          <w:color w:val="6A1B9A"/>
+          <w:rFonts w:ascii="JetBrains Mono" w:hAnsi="JetBrains Mono"/>
+          <w:sz w:val="20"/>
+          <w:szCs w:val="20"/>
+          <w:shd w:val="clear" w:color="auto" w:fill="ECEAF4"/>
+        </w:rPr>
+        <w:t> position </w:t>
+      </w:r>
+      <w:r>
+        <w:rPr>
+          <w:color w:val="080808"/>
+        </w:rPr>
+        <w:t xml:space="preserve"> after </w:t>
       </w:r>
       <w:r>
         <w:rPr>
           <w:color w:val="067D17"/>
-          <w:rFonts w:ascii="Consolas" w:hAnsi="Consolas"/>
-        </w:rPr>
-        <w:t>"Next:"</w:t>
-      </w:r>
-      <w:r>
-        <w:rPr>
-          <w:color w:val="080808"/>
-        </w:rPr>
-        <w:t xml:space="preserve">. Test position 0; </w:t>
+          <w:rFonts w:ascii="JetBrains Mono" w:hAnsi="JetBrains Mono"/>
+          <w:sz w:val="20"/>
+          <w:szCs w:val="20"/>
+        </w:rPr>
+        <w:t>"Moved up:"</w:t>
+      </w:r>
+      <w:r>
+        <w:rPr>
+          <w:color w:val="080808"/>
+        </w:rPr>
+        <w:t xml:space="preserve">. Only use positions 0 to 2. For example, 1 displays </w:t>
       </w:r>
       <w:r>
         <w:rPr>
           <w:color w:val="067D17"/>
-          <w:rFonts w:ascii="Consolas" w:hAnsi="Consolas"/>
-        </w:rPr>
-        <w:t>"email"</w:t>
-      </w:r>
-      <w:r>
-        <w:rPr>
-          <w:color w:val="080808"/>
-        </w:rPr>
-        <w:t xml:space="preserve"> should be completed and </w:t>
+          <w:rFonts w:ascii="JetBrains Mono" w:hAnsi="JetBrains Mono"/>
+          <w:sz w:val="20"/>
+          <w:szCs w:val="20"/>
+        </w:rPr>
+        <w:t>"Completed: design"</w:t>
+      </w:r>
+      <w:r>
+        <w:rPr>
+          <w:color w:val="080808"/>
+        </w:rPr>
+        <w:t xml:space="preserve"> and </w:t>
       </w:r>
       <w:r>
         <w:rPr>
           <w:color w:val="067D17"/>
-          <w:rFonts w:ascii="Consolas" w:hAnsi="Consolas"/>
-        </w:rPr>
-        <w:t>"design"</w:t>
-      </w:r>
-      <w:r>
-        <w:rPr>
-          <w:color w:val="080808"/>
-        </w:rPr>
-        <w:t xml:space="preserve"> should be next.</w:t>
+          <w:rFonts w:ascii="JetBrains Mono" w:hAnsi="JetBrains Mono"/>
+          <w:sz w:val="20"/>
+          <w:szCs w:val="20"/>
+        </w:rPr>
+        <w:t>"Moved up: test"</w:t>
+      </w:r>
+      <w:r>
+        <w:rPr>
+          <w:color w:val="080808"/>
+        </w:rPr>
+        <w:t>.</w:t>
       </w:r>
     </w:p>
     <w:p w14:noSpellErr="1">
@@ -1169,12 +1191,86 @@
         <w:rPr>
           <w:color w:val="080808"/>
         </w:rPr>
-        <w:t xml:space="preserve">After the first deletion, ask for a second valid position in the shortened </w:t>
+        <w:t xml:space="preserve">Extend the example so it deletes a second task. After the first deletion, ask for a position from 0 to 2, store that task, then delete it. Display both tasks after </w:t>
+      </w:r>
+      <w:r>
+        <w:rPr>
+          <w:color w:val="067D17"/>
+          <w:rFonts w:ascii="JetBrains Mono" w:hAnsi="JetBrains Mono"/>
+          <w:sz w:val="20"/>
+          <w:szCs w:val="20"/>
+        </w:rPr>
+        <w:t>"Completed:"</w:t>
+      </w:r>
+      <w:r>
+        <w:rPr>
+          <w:color w:val="080808"/>
+        </w:rPr>
+        <w:t xml:space="preserve">. For example, 1 and 1 display </w:t>
+      </w:r>
+      <w:r>
+        <w:rPr>
+          <w:color w:val="067D17"/>
+          <w:rFonts w:ascii="JetBrains Mono" w:hAnsi="JetBrains Mono"/>
+          <w:sz w:val="20"/>
+          <w:szCs w:val="20"/>
+        </w:rPr>
+        <w:t>"Completed: design test"</w:t>
+      </w:r>
+      <w:r>
+        <w:rPr>
+          <w:color w:val="080808"/>
+        </w:rPr>
+        <w:t xml:space="preserve"> and </w:t>
+      </w:r>
+      <w:r>
+        <w:rPr>
+          <w:color w:val="067D17"/>
+          <w:rFonts w:ascii="JetBrains Mono" w:hAnsi="JetBrains Mono"/>
+          <w:sz w:val="20"/>
+          <w:szCs w:val="20"/>
+        </w:rPr>
+        <w:t>"Remaining: ['email', 'publish']"</w:t>
+      </w:r>
+      <w:r>
+        <w:rPr>
+          <w:color w:val="080808"/>
+        </w:rPr>
+        <w:t>.</w:t>
+      </w:r>
+    </w:p>
+    <w:p>
+      <w:pPr>
+        <w:spacing w:before="0" w:after="0" w:line="120" w:lineRule="exact"/>
+      </w:pPr>
+    </w:p>
+    <w:p>
+      <w:pPr>
+        <w:pStyle w:val="Heading2"/>
+      </w:pPr>
+      <w:r>
+        <w:t>Challenge 3</w:t>
+      </w:r>
+    </w:p>
+    <w:p>
+      <w:pPr>
+        <w:spacing w:line="276" w:lineRule="auto" w:before="0" w:after="0"/>
+        <w:rPr>
+          <w:noProof/>
+        </w:rPr>
+      </w:pPr>
+      <w:r>
+        <w:rPr>
+          <w:color w:val="080808"/>
+        </w:rPr>
+        <w:t xml:space="preserve">Create a </w:t>
       </w:r>
       <w:r>
         <w:rPr>
           <w:color w:val="1750EB"/>
-          <w:rFonts w:ascii="Consolas" w:hAnsi="Consolas"/>
+          <w:rFonts w:ascii="JetBrains Mono" w:hAnsi="JetBrains Mono"/>
+          <w:sz w:val="20"/>
+          <w:szCs w:val="20"/>
         </w:rPr>
         <w:t>list</w:t>
       </w:r>
@@ -1182,39 +1278,30 @@
         <w:rPr>
           <w:color w:val="080808"/>
         </w:rPr>
-        <w:t>. Label and delete that item, then display what remains. Test the program by entering 1 for both positions.</w:t>
-      </w:r>
-    </w:p>
-    <w:p>
-      <w:pPr>
-        <w:spacing w:before="0" w:after="0" w:line="120" w:lineRule="exact"/>
-      </w:pPr>
-    </w:p>
-    <w:p>
-      <w:pPr>
-        <w:pStyle w:val="Heading2"/>
-      </w:pPr>
-      <w:r>
-        <w:t>Challenge 3</w:t>
-      </w:r>
-    </w:p>
-    <w:p>
-      <w:pPr>
-        <w:spacing w:line="276" w:lineRule="auto" w:before="0" w:after="0"/>
-        <w:rPr>
-          <w:noProof/>
-        </w:rPr>
-      </w:pPr>
-      <w:r>
-        <w:rPr>
-          <w:color w:val="080808"/>
-        </w:rPr>
-        <w:t xml:space="preserve">Store </w:t>
+        <w:t xml:space="preserve"> called </w:t>
+      </w:r>
+      <w:r>
+        <w:rPr>
+          <w:color w:val="6A1B9A"/>
+          <w:rFonts w:ascii="JetBrains Mono" w:hAnsi="JetBrains Mono"/>
+          <w:sz w:val="20"/>
+          <w:szCs w:val="20"/>
+          <w:shd w:val="clear" w:color="auto" w:fill="ECEAF4"/>
+        </w:rPr>
+        <w:t> queue </w:t>
+      </w:r>
+      <w:r>
+        <w:rPr>
+          <w:color w:val="080808"/>
+        </w:rPr>
+        <w:t xml:space="preserve"> holding </w:t>
       </w:r>
       <w:r>
         <w:rPr>
           <w:color w:val="067D17"/>
-          <w:rFonts w:ascii="Consolas" w:hAnsi="Consolas"/>
+          <w:rFonts w:ascii="JetBrains Mono" w:hAnsi="JetBrains Mono"/>
+          <w:sz w:val="20"/>
+          <w:szCs w:val="20"/>
         </w:rPr>
         <w:t>"Ari"</w:t>
       </w:r>
@@ -1227,7 +1314,9 @@
       <w:r>
         <w:rPr>
           <w:color w:val="067D17"/>
-          <w:rFonts w:ascii="Consolas" w:hAnsi="Consolas"/>
+          <w:rFonts w:ascii="JetBrains Mono" w:hAnsi="JetBrains Mono"/>
+          <w:sz w:val="20"/>
+          <w:szCs w:val="20"/>
         </w:rPr>
         <w:t>"Bao"</w:t>
       </w:r>
@@ -1240,7 +1329,9 @@
       <w:r>
         <w:rPr>
           <w:color w:val="067D17"/>
-          <w:rFonts w:ascii="Consolas" w:hAnsi="Consolas"/>
+          <w:rFonts w:ascii="JetBrains Mono" w:hAnsi="JetBrains Mono"/>
+          <w:sz w:val="20"/>
+          <w:szCs w:val="20"/>
         </w:rPr>
         <w:t>"Cleo"</w:t>
       </w:r>
@@ -1253,7 +1344,9 @@
       <w:r>
         <w:rPr>
           <w:color w:val="067D17"/>
-          <w:rFonts w:ascii="Consolas" w:hAnsi="Consolas"/>
+          <w:rFonts w:ascii="JetBrains Mono" w:hAnsi="JetBrains Mono"/>
+          <w:sz w:val="20"/>
+          <w:szCs w:val="20"/>
         </w:rPr>
         <w:t>"Dara"</w:t>
       </w:r>
@@ -1261,66 +1354,77 @@
         <w:rPr>
           <w:color w:val="080808"/>
         </w:rPr>
-        <w:t xml:space="preserve"> in [queue]. Ask for a cancellation position from 0 to 3 and store it in [position]. Store the selected name in [cancelled], delete it from [queue], and display </w:t>
+        <w:t xml:space="preserve">. Serve the first person: store them in </w:t>
+      </w:r>
+      <w:r>
+        <w:rPr>
+          <w:color w:val="6A1B9A"/>
+          <w:rFonts w:ascii="JetBrains Mono" w:hAnsi="JetBrains Mono"/>
+          <w:sz w:val="20"/>
+          <w:szCs w:val="20"/>
+          <w:shd w:val="clear" w:color="auto" w:fill="ECEAF4"/>
+        </w:rPr>
+        <w:t> served </w:t>
+      </w:r>
+      <w:r>
+        <w:rPr>
+          <w:color w:val="080808"/>
+        </w:rPr>
+        <w:t xml:space="preserve">, delete position 0 and display </w:t>
       </w:r>
       <w:r>
         <w:rPr>
           <w:color w:val="067D17"/>
-          <w:rFonts w:ascii="Consolas" w:hAnsi="Consolas"/>
-        </w:rPr>
-        <w:t>"Cancelled:"</w:t>
-      </w:r>
-      <w:r>
-        <w:rPr>
-          <w:color w:val="080808"/>
-        </w:rPr>
-        <w:t xml:space="preserve"> followed by [cancelled]. Use a </w:t>
+          <w:rFonts w:ascii="JetBrains Mono" w:hAnsi="JetBrains Mono"/>
+          <w:sz w:val="20"/>
+          <w:szCs w:val="20"/>
+        </w:rPr>
+        <w:t>"Served:"</w:t>
+      </w:r>
+      <w:r>
+        <w:rPr>
+          <w:color w:val="080808"/>
+        </w:rPr>
+        <w:t xml:space="preserve"> with the name. Then ask for a position from 0 to 2, delete that name and display the </w:t>
       </w:r>
       <w:r>
         <w:rPr>
           <w:color w:val="1750EB"/>
-          <w:rFonts w:ascii="Consolas" w:hAnsi="Consolas"/>
-        </w:rPr>
-        <w:t>for</w:t>
-      </w:r>
-      <w:r>
-        <w:rPr>
-          <w:color w:val="080808"/>
-        </w:rPr>
-        <w:t xml:space="preserve"> loop and a counter called [number] to display the position and name of each remaining person. Test position 1; the remaining lines must be </w:t>
+          <w:rFonts w:ascii="JetBrains Mono" w:hAnsi="JetBrains Mono"/>
+          <w:sz w:val="20"/>
+          <w:szCs w:val="20"/>
+        </w:rPr>
+        <w:t>list</w:t>
+      </w:r>
+      <w:r>
+        <w:rPr>
+          <w:color w:val="080808"/>
+        </w:rPr>
+        <w:t xml:space="preserve"> after </w:t>
       </w:r>
       <w:r>
         <w:rPr>
           <w:color w:val="067D17"/>
-          <w:rFonts w:ascii="Consolas" w:hAnsi="Consolas"/>
-        </w:rPr>
-        <w:t>"0 Ari"</w:t>
-      </w:r>
-      <w:r>
-        <w:rPr>
-          <w:color w:val="080808"/>
-        </w:rPr>
-        <w:t xml:space="preserve">, </w:t>
+          <w:rFonts w:ascii="JetBrains Mono" w:hAnsi="JetBrains Mono"/>
+          <w:sz w:val="20"/>
+          <w:szCs w:val="20"/>
+        </w:rPr>
+        <w:t>"Queue:"</w:t>
+      </w:r>
+      <w:r>
+        <w:rPr>
+          <w:color w:val="080808"/>
+        </w:rPr>
+        <w:t xml:space="preserve">. For example, 1 gives </w:t>
       </w:r>
       <w:r>
         <w:rPr>
           <w:color w:val="067D17"/>
-          <w:rFonts w:ascii="Consolas" w:hAnsi="Consolas"/>
-        </w:rPr>
-        <w:t>"1 Cleo"</w:t>
-      </w:r>
-      <w:r>
-        <w:rPr>
-          <w:color w:val="080808"/>
-        </w:rPr>
-        <w:t xml:space="preserve"> and </w:t>
-      </w:r>
-      <w:r>
-        <w:rPr>
-          <w:color w:val="067D17"/>
-          <w:rFonts w:ascii="Consolas" w:hAnsi="Consolas"/>
-        </w:rPr>
-        <w:t>"2 Dara"</w:t>
+          <w:rFonts w:ascii="JetBrains Mono" w:hAnsi="JetBrains Mono"/>
+          <w:sz w:val="20"/>
+          <w:szCs w:val="20"/>
+        </w:rPr>
+        <w:t>"Queue: ['Bao', 'Dara']"</w:t>
       </w:r>
       <w:r>
         <w:rPr>
